--- a/README.docx
+++ b/README.docx
@@ -88,7 +88,7 @@
           <w:i/>
           <w:color w:val="374151"/>
         </w:rPr>
-        <w:t>: Tharakesha M (24BCE2538) &amp; Team</w:t>
+        <w:t>: Tharakesha M , Mathu Metha S , Charulatha Venkatraman , Jai Jagannayagam</w:t>
       </w:r>
     </w:p>
     <w:p>
